--- a/atelier/capsule_051_socle.docx
+++ b/atelier/capsule_051_socle.docx
@@ -292,7 +292,7 @@
           </w:tcPr>
           <w:p>
             <w:r>
-              <w:t xml:space="preserve">45-60 min (lecture active, le .gitlab-ci.yml ouvert à côté)</w:t>
+              <w:t xml:space="preserve">45-60 min (lecture active, le.gitlab-ci.yml ouvert à côté)</w:t>
             </w:r>
           </w:p>
         </w:tc>
@@ -437,7 +437,7 @@
         <w:spacing w:after="120"/>
       </w:pPr>
       <w:r>
-        <w:t xml:space="preserve">On commence au plus simple. Pour que GitLab exécute quelque chose, il suffit d'un fichier nommé .gitlab-ci.yml à la racine du dépôt. GitLab le détecte automatiquement et, à chaque push, exécute ce qu'il contient. Mettons-y un seul job qui affiche un message :</w:t>
+        <w:t xml:space="preserve">On commence au plus simple. Pour que GitLab exécute quelque chose, il suffit d'un fichier nommé.gitlab-ci.yml à la racine du dépôt. GitLab le détecte automatiquement et, à chaque push, exécute ce qu'il contient. Mettons-y un seul job qui affiche un message :</w:t>
       </w:r>
     </w:p>
     <w:tbl>
@@ -483,46 +483,46 @@
                 <w:sz w:val="19"/>
                 <w:szCs w:val="19"/>
               </w:rPr>
-              <w:t xml:space="preserve"># .gitlab-ci.yml — à la racine du dépôt</w:t>
-            </w:r>
-          </w:p>
-          <w:p>
-            <w:pPr>
-              <w:spacing w:after="24"/>
-            </w:pPr>
-            <w:r>
-              <w:rPr>
-                <w:rFonts w:ascii="Consolas" w:cs="Consolas" w:eastAsia="Consolas" w:hAnsi="Consolas"/>
-                <w:sz w:val="19"/>
-                <w:szCs w:val="19"/>
-              </w:rPr>
-              <w:t xml:space="preserve">bonjour:                 # 'bonjour' est le NOM du job (libre)</w:t>
-            </w:r>
-          </w:p>
-          <w:p>
-            <w:pPr>
-              <w:spacing w:after="24"/>
-            </w:pPr>
-            <w:r>
-              <w:rPr>
-                <w:rFonts w:ascii="Consolas" w:cs="Consolas" w:eastAsia="Consolas" w:hAnsi="Consolas"/>
-                <w:sz w:val="19"/>
-                <w:szCs w:val="19"/>
-              </w:rPr>
-              <w:t xml:space="preserve">  script:                # la liste des commandes à exécuter</w:t>
-            </w:r>
-          </w:p>
-          <w:p>
-            <w:pPr>
-              <w:spacing w:after="24"/>
-            </w:pPr>
-            <w:r>
-              <w:rPr>
-                <w:rFonts w:ascii="Consolas" w:cs="Consolas" w:eastAsia="Consolas" w:hAnsi="Consolas"/>
-                <w:sz w:val="19"/>
-                <w:szCs w:val="19"/>
-              </w:rPr>
-              <w:t xml:space="preserve">    - echo "Mon premier pipeline !"</w:t>
+              <w:t xml:space="preserve">#.gitlab-ci.yml — à la racine du dépôt</w:t>
+            </w:r>
+          </w:p>
+          <w:p>
+            <w:pPr>
+              <w:spacing w:after="24"/>
+            </w:pPr>
+            <w:r>
+              <w:rPr>
+                <w:rFonts w:ascii="Consolas" w:cs="Consolas" w:eastAsia="Consolas" w:hAnsi="Consolas"/>
+                <w:sz w:val="19"/>
+                <w:szCs w:val="19"/>
+              </w:rPr>
+              <w:t xml:space="preserve">bonjour: # 'bonjour' est le NOM du job (libre)</w:t>
+            </w:r>
+          </w:p>
+          <w:p>
+            <w:pPr>
+              <w:spacing w:after="24"/>
+            </w:pPr>
+            <w:r>
+              <w:rPr>
+                <w:rFonts w:ascii="Consolas" w:cs="Consolas" w:eastAsia="Consolas" w:hAnsi="Consolas"/>
+                <w:sz w:val="19"/>
+                <w:szCs w:val="19"/>
+              </w:rPr>
+              <w:t xml:space="preserve"> script: # la liste des commandes à exécuter</w:t>
+            </w:r>
+          </w:p>
+          <w:p>
+            <w:pPr>
+              <w:spacing w:after="24"/>
+            </w:pPr>
+            <w:r>
+              <w:rPr>
+                <w:rFonts w:ascii="Consolas" w:cs="Consolas" w:eastAsia="Consolas" w:hAnsi="Consolas"/>
+                <w:sz w:val="19"/>
+                <w:szCs w:val="19"/>
+              </w:rPr>
+              <w:t xml:space="preserve"> - echo "Mon premier pipeline !"</w:t>
             </w:r>
           </w:p>
         </w:tc>
@@ -728,33 +728,33 @@
                 <w:sz w:val="19"/>
                 <w:szCs w:val="19"/>
               </w:rPr>
-              <w:t xml:space="preserve">  image: maven:3.9          # établi avec Maven + JDK</w:t>
-            </w:r>
-          </w:p>
-          <w:p>
-            <w:pPr>
-              <w:spacing w:after="24"/>
-            </w:pPr>
-            <w:r>
-              <w:rPr>
-                <w:rFonts w:ascii="Consolas" w:cs="Consolas" w:eastAsia="Consolas" w:hAnsi="Consolas"/>
-                <w:sz w:val="19"/>
-                <w:szCs w:val="19"/>
-              </w:rPr>
-              <w:t xml:space="preserve">  script:</w:t>
-            </w:r>
-          </w:p>
-          <w:p>
-            <w:pPr>
-              <w:spacing w:after="24"/>
-            </w:pPr>
-            <w:r>
-              <w:rPr>
-                <w:rFonts w:ascii="Consolas" w:cs="Consolas" w:eastAsia="Consolas" w:hAnsi="Consolas"/>
-                <w:sz w:val="19"/>
-                <w:szCs w:val="19"/>
-              </w:rPr>
-              <w:t xml:space="preserve">    - mvn compile</w:t>
+              <w:t xml:space="preserve"> image: maven:3.9 # établi avec Maven + JDK</w:t>
+            </w:r>
+          </w:p>
+          <w:p>
+            <w:pPr>
+              <w:spacing w:after="24"/>
+            </w:pPr>
+            <w:r>
+              <w:rPr>
+                <w:rFonts w:ascii="Consolas" w:cs="Consolas" w:eastAsia="Consolas" w:hAnsi="Consolas"/>
+                <w:sz w:val="19"/>
+                <w:szCs w:val="19"/>
+              </w:rPr>
+              <w:t xml:space="preserve"> script:</w:t>
+            </w:r>
+          </w:p>
+          <w:p>
+            <w:pPr>
+              <w:spacing w:after="24"/>
+            </w:pPr>
+            <w:r>
+              <w:rPr>
+                <w:rFonts w:ascii="Consolas" w:cs="Consolas" w:eastAsia="Consolas" w:hAnsi="Consolas"/>
+                <w:sz w:val="19"/>
+                <w:szCs w:val="19"/>
+              </w:rPr>
+              <w:t xml:space="preserve"> - mvn compile</w:t>
             </w:r>
           </w:p>
           <w:p>
@@ -806,46 +806,46 @@
                 <w:sz w:val="19"/>
                 <w:szCs w:val="19"/>
               </w:rPr>
-              <w:t xml:space="preserve">  image: node:20            # établi avec Node + npm</w:t>
-            </w:r>
-          </w:p>
-          <w:p>
-            <w:pPr>
-              <w:spacing w:after="24"/>
-            </w:pPr>
-            <w:r>
-              <w:rPr>
-                <w:rFonts w:ascii="Consolas" w:cs="Consolas" w:eastAsia="Consolas" w:hAnsi="Consolas"/>
-                <w:sz w:val="19"/>
-                <w:szCs w:val="19"/>
-              </w:rPr>
-              <w:t xml:space="preserve">  script:</w:t>
-            </w:r>
-          </w:p>
-          <w:p>
-            <w:pPr>
-              <w:spacing w:after="24"/>
-            </w:pPr>
-            <w:r>
-              <w:rPr>
-                <w:rFonts w:ascii="Consolas" w:cs="Consolas" w:eastAsia="Consolas" w:hAnsi="Consolas"/>
-                <w:sz w:val="19"/>
-                <w:szCs w:val="19"/>
-              </w:rPr>
-              <w:t xml:space="preserve">    - npm install</w:t>
-            </w:r>
-          </w:p>
-          <w:p>
-            <w:pPr>
-              <w:spacing w:after="24"/>
-            </w:pPr>
-            <w:r>
-              <w:rPr>
-                <w:rFonts w:ascii="Consolas" w:cs="Consolas" w:eastAsia="Consolas" w:hAnsi="Consolas"/>
-                <w:sz w:val="19"/>
-                <w:szCs w:val="19"/>
-              </w:rPr>
-              <w:t xml:space="preserve">    - npm run build</w:t>
+              <w:t xml:space="preserve"> image: node:20 # établi avec Node + npm</w:t>
+            </w:r>
+          </w:p>
+          <w:p>
+            <w:pPr>
+              <w:spacing w:after="24"/>
+            </w:pPr>
+            <w:r>
+              <w:rPr>
+                <w:rFonts w:ascii="Consolas" w:cs="Consolas" w:eastAsia="Consolas" w:hAnsi="Consolas"/>
+                <w:sz w:val="19"/>
+                <w:szCs w:val="19"/>
+              </w:rPr>
+              <w:t xml:space="preserve"> script:</w:t>
+            </w:r>
+          </w:p>
+          <w:p>
+            <w:pPr>
+              <w:spacing w:after="24"/>
+            </w:pPr>
+            <w:r>
+              <w:rPr>
+                <w:rFonts w:ascii="Consolas" w:cs="Consolas" w:eastAsia="Consolas" w:hAnsi="Consolas"/>
+                <w:sz w:val="19"/>
+                <w:szCs w:val="19"/>
+              </w:rPr>
+              <w:t xml:space="preserve"> - npm install</w:t>
+            </w:r>
+          </w:p>
+          <w:p>
+            <w:pPr>
+              <w:spacing w:after="24"/>
+            </w:pPr>
+            <w:r>
+              <w:rPr>
+                <w:rFonts w:ascii="Consolas" w:cs="Consolas" w:eastAsia="Consolas" w:hAnsi="Consolas"/>
+                <w:sz w:val="19"/>
+                <w:szCs w:val="19"/>
+              </w:rPr>
+              <w:t xml:space="preserve"> - npm run build</w:t>
             </w:r>
           </w:p>
           <w:p>
@@ -897,46 +897,46 @@
                 <w:sz w:val="19"/>
                 <w:szCs w:val="19"/>
               </w:rPr>
-              <w:t xml:space="preserve">  image: python:3.12        # établi avec Python + pip</w:t>
-            </w:r>
-          </w:p>
-          <w:p>
-            <w:pPr>
-              <w:spacing w:after="24"/>
-            </w:pPr>
-            <w:r>
-              <w:rPr>
-                <w:rFonts w:ascii="Consolas" w:cs="Consolas" w:eastAsia="Consolas" w:hAnsi="Consolas"/>
-                <w:sz w:val="19"/>
-                <w:szCs w:val="19"/>
-              </w:rPr>
-              <w:t xml:space="preserve">  script:</w:t>
-            </w:r>
-          </w:p>
-          <w:p>
-            <w:pPr>
-              <w:spacing w:after="24"/>
-            </w:pPr>
-            <w:r>
-              <w:rPr>
-                <w:rFonts w:ascii="Consolas" w:cs="Consolas" w:eastAsia="Consolas" w:hAnsi="Consolas"/>
-                <w:sz w:val="19"/>
-                <w:szCs w:val="19"/>
-              </w:rPr>
-              <w:t xml:space="preserve">    - pip install -r requirements.txt</w:t>
-            </w:r>
-          </w:p>
-          <w:p>
-            <w:pPr>
-              <w:spacing w:after="24"/>
-            </w:pPr>
-            <w:r>
-              <w:rPr>
-                <w:rFonts w:ascii="Consolas" w:cs="Consolas" w:eastAsia="Consolas" w:hAnsi="Consolas"/>
-                <w:sz w:val="19"/>
-                <w:szCs w:val="19"/>
-              </w:rPr>
-              <w:t xml:space="preserve">    - python -m compileall .</w:t>
+              <w:t xml:space="preserve"> image: python:3.12 # établi avec Python + pip</w:t>
+            </w:r>
+          </w:p>
+          <w:p>
+            <w:pPr>
+              <w:spacing w:after="24"/>
+            </w:pPr>
+            <w:r>
+              <w:rPr>
+                <w:rFonts w:ascii="Consolas" w:cs="Consolas" w:eastAsia="Consolas" w:hAnsi="Consolas"/>
+                <w:sz w:val="19"/>
+                <w:szCs w:val="19"/>
+              </w:rPr>
+              <w:t xml:space="preserve"> script:</w:t>
+            </w:r>
+          </w:p>
+          <w:p>
+            <w:pPr>
+              <w:spacing w:after="24"/>
+            </w:pPr>
+            <w:r>
+              <w:rPr>
+                <w:rFonts w:ascii="Consolas" w:cs="Consolas" w:eastAsia="Consolas" w:hAnsi="Consolas"/>
+                <w:sz w:val="19"/>
+                <w:szCs w:val="19"/>
+              </w:rPr>
+              <w:t xml:space="preserve"> - pip install -r requirements.txt</w:t>
+            </w:r>
+          </w:p>
+          <w:p>
+            <w:pPr>
+              <w:spacing w:after="24"/>
+            </w:pPr>
+            <w:r>
+              <w:rPr>
+                <w:rFonts w:ascii="Consolas" w:cs="Consolas" w:eastAsia="Consolas" w:hAnsi="Consolas"/>
+                <w:sz w:val="19"/>
+                <w:szCs w:val="19"/>
+              </w:rPr>
+              <w:t xml:space="preserve"> - python -m compileall.</w:t>
             </w:r>
           </w:p>
         </w:tc>
@@ -1022,20 +1022,20 @@
                 <w:sz w:val="19"/>
                 <w:szCs w:val="19"/>
               </w:rPr>
-              <w:t xml:space="preserve">  image: maven:3.9</w:t>
-            </w:r>
-          </w:p>
-          <w:p>
-            <w:pPr>
-              <w:spacing w:after="24"/>
-            </w:pPr>
-            <w:r>
-              <w:rPr>
-                <w:rFonts w:ascii="Consolas" w:cs="Consolas" w:eastAsia="Consolas" w:hAnsi="Consolas"/>
-                <w:sz w:val="19"/>
-                <w:szCs w:val="19"/>
-              </w:rPr>
-              <w:t xml:space="preserve">  script: - mvn compile</w:t>
+              <w:t xml:space="preserve"> image: maven:3.9</w:t>
+            </w:r>
+          </w:p>
+          <w:p>
+            <w:pPr>
+              <w:spacing w:after="24"/>
+            </w:pPr>
+            <w:r>
+              <w:rPr>
+                <w:rFonts w:ascii="Consolas" w:cs="Consolas" w:eastAsia="Consolas" w:hAnsi="Consolas"/>
+                <w:sz w:val="19"/>
+                <w:szCs w:val="19"/>
+              </w:rPr>
+              <w:t xml:space="preserve"> script: - mvn compile</w:t>
             </w:r>
           </w:p>
           <w:p>
@@ -1074,20 +1074,20 @@
                 <w:sz w:val="19"/>
                 <w:szCs w:val="19"/>
               </w:rPr>
-              <w:t xml:space="preserve">  image: maven:3.9</w:t>
-            </w:r>
-          </w:p>
-          <w:p>
-            <w:pPr>
-              <w:spacing w:after="24"/>
-            </w:pPr>
-            <w:r>
-              <w:rPr>
-                <w:rFonts w:ascii="Consolas" w:cs="Consolas" w:eastAsia="Consolas" w:hAnsi="Consolas"/>
-                <w:sz w:val="19"/>
-                <w:szCs w:val="19"/>
-              </w:rPr>
-              <w:t xml:space="preserve">  script: - mvn test</w:t>
+              <w:t xml:space="preserve"> image: maven:3.9</w:t>
+            </w:r>
+          </w:p>
+          <w:p>
+            <w:pPr>
+              <w:spacing w:after="24"/>
+            </w:pPr>
+            <w:r>
+              <w:rPr>
+                <w:rFonts w:ascii="Consolas" w:cs="Consolas" w:eastAsia="Consolas" w:hAnsi="Consolas"/>
+                <w:sz w:val="19"/>
+                <w:szCs w:val="19"/>
+              </w:rPr>
+              <w:t xml:space="preserve"> script: - mvn test</w:t>
             </w:r>
           </w:p>
         </w:tc>
@@ -1184,33 +1184,33 @@
                 <w:sz w:val="19"/>
                 <w:szCs w:val="19"/>
               </w:rPr>
-              <w:t xml:space="preserve">stages:            # on déclare l'ORDRE des étapes</w:t>
-            </w:r>
-          </w:p>
-          <w:p>
-            <w:pPr>
-              <w:spacing w:after="24"/>
-            </w:pPr>
-            <w:r>
-              <w:rPr>
-                <w:rFonts w:ascii="Consolas" w:cs="Consolas" w:eastAsia="Consolas" w:hAnsi="Consolas"/>
-                <w:sz w:val="19"/>
-                <w:szCs w:val="19"/>
-              </w:rPr>
-              <w:t xml:space="preserve">  - build</w:t>
-            </w:r>
-          </w:p>
-          <w:p>
-            <w:pPr>
-              <w:spacing w:after="24"/>
-            </w:pPr>
-            <w:r>
-              <w:rPr>
-                <w:rFonts w:ascii="Consolas" w:cs="Consolas" w:eastAsia="Consolas" w:hAnsi="Consolas"/>
-                <w:sz w:val="19"/>
-                <w:szCs w:val="19"/>
-              </w:rPr>
-              <w:t xml:space="preserve">  - test</w:t>
+              <w:t xml:space="preserve">stages: # on déclare l'ORDRE des étapes</w:t>
+            </w:r>
+          </w:p>
+          <w:p>
+            <w:pPr>
+              <w:spacing w:after="24"/>
+            </w:pPr>
+            <w:r>
+              <w:rPr>
+                <w:rFonts w:ascii="Consolas" w:cs="Consolas" w:eastAsia="Consolas" w:hAnsi="Consolas"/>
+                <w:sz w:val="19"/>
+                <w:szCs w:val="19"/>
+              </w:rPr>
+              <w:t xml:space="preserve"> - build</w:t>
+            </w:r>
+          </w:p>
+          <w:p>
+            <w:pPr>
+              <w:spacing w:after="24"/>
+            </w:pPr>
+            <w:r>
+              <w:rPr>
+                <w:rFonts w:ascii="Consolas" w:cs="Consolas" w:eastAsia="Consolas" w:hAnsi="Consolas"/>
+                <w:sz w:val="19"/>
+                <w:szCs w:val="19"/>
+              </w:rPr>
+              <w:t xml:space="preserve"> - test</w:t>
             </w:r>
           </w:p>
           <w:p>
@@ -1249,33 +1249,33 @@
                 <w:sz w:val="19"/>
                 <w:szCs w:val="19"/>
               </w:rPr>
-              <w:t xml:space="preserve">  stage: build     # ce job appartient à l'étape build</w:t>
-            </w:r>
-          </w:p>
-          <w:p>
-            <w:pPr>
-              <w:spacing w:after="24"/>
-            </w:pPr>
-            <w:r>
-              <w:rPr>
-                <w:rFonts w:ascii="Consolas" w:cs="Consolas" w:eastAsia="Consolas" w:hAnsi="Consolas"/>
-                <w:sz w:val="19"/>
-                <w:szCs w:val="19"/>
-              </w:rPr>
-              <w:t xml:space="preserve">  image: maven:3.9</w:t>
-            </w:r>
-          </w:p>
-          <w:p>
-            <w:pPr>
-              <w:spacing w:after="24"/>
-            </w:pPr>
-            <w:r>
-              <w:rPr>
-                <w:rFonts w:ascii="Consolas" w:cs="Consolas" w:eastAsia="Consolas" w:hAnsi="Consolas"/>
-                <w:sz w:val="19"/>
-                <w:szCs w:val="19"/>
-              </w:rPr>
-              <w:t xml:space="preserve">  script: - mvn compile</w:t>
+              <w:t xml:space="preserve"> stage: build # ce job appartient à l'étape build</w:t>
+            </w:r>
+          </w:p>
+          <w:p>
+            <w:pPr>
+              <w:spacing w:after="24"/>
+            </w:pPr>
+            <w:r>
+              <w:rPr>
+                <w:rFonts w:ascii="Consolas" w:cs="Consolas" w:eastAsia="Consolas" w:hAnsi="Consolas"/>
+                <w:sz w:val="19"/>
+                <w:szCs w:val="19"/>
+              </w:rPr>
+              <w:t xml:space="preserve"> image: maven:3.9</w:t>
+            </w:r>
+          </w:p>
+          <w:p>
+            <w:pPr>
+              <w:spacing w:after="24"/>
+            </w:pPr>
+            <w:r>
+              <w:rPr>
+                <w:rFonts w:ascii="Consolas" w:cs="Consolas" w:eastAsia="Consolas" w:hAnsi="Consolas"/>
+                <w:sz w:val="19"/>
+                <w:szCs w:val="19"/>
+              </w:rPr>
+              <w:t xml:space="preserve"> script: - mvn compile</w:t>
             </w:r>
           </w:p>
           <w:p>
@@ -1314,33 +1314,33 @@
                 <w:sz w:val="19"/>
                 <w:szCs w:val="19"/>
               </w:rPr>
-              <w:t xml:space="preserve">  stage: test      # étape test : ne démarre qu'après build</w:t>
-            </w:r>
-          </w:p>
-          <w:p>
-            <w:pPr>
-              <w:spacing w:after="24"/>
-            </w:pPr>
-            <w:r>
-              <w:rPr>
-                <w:rFonts w:ascii="Consolas" w:cs="Consolas" w:eastAsia="Consolas" w:hAnsi="Consolas"/>
-                <w:sz w:val="19"/>
-                <w:szCs w:val="19"/>
-              </w:rPr>
-              <w:t xml:space="preserve">  image: maven:3.9</w:t>
-            </w:r>
-          </w:p>
-          <w:p>
-            <w:pPr>
-              <w:spacing w:after="24"/>
-            </w:pPr>
-            <w:r>
-              <w:rPr>
-                <w:rFonts w:ascii="Consolas" w:cs="Consolas" w:eastAsia="Consolas" w:hAnsi="Consolas"/>
-                <w:sz w:val="19"/>
-                <w:szCs w:val="19"/>
-              </w:rPr>
-              <w:t xml:space="preserve">  script: - mvn test</w:t>
+              <w:t xml:space="preserve"> stage: test # étape test : ne démarre qu'après build</w:t>
+            </w:r>
+          </w:p>
+          <w:p>
+            <w:pPr>
+              <w:spacing w:after="24"/>
+            </w:pPr>
+            <w:r>
+              <w:rPr>
+                <w:rFonts w:ascii="Consolas" w:cs="Consolas" w:eastAsia="Consolas" w:hAnsi="Consolas"/>
+                <w:sz w:val="19"/>
+                <w:szCs w:val="19"/>
+              </w:rPr>
+              <w:t xml:space="preserve"> image: maven:3.9</w:t>
+            </w:r>
+          </w:p>
+          <w:p>
+            <w:pPr>
+              <w:spacing w:after="24"/>
+            </w:pPr>
+            <w:r>
+              <w:rPr>
+                <w:rFonts w:ascii="Consolas" w:cs="Consolas" w:eastAsia="Consolas" w:hAnsi="Consolas"/>
+                <w:sz w:val="19"/>
+                <w:szCs w:val="19"/>
+              </w:rPr>
+              <w:t xml:space="preserve"> script: - mvn test</w:t>
             </w:r>
           </w:p>
           <w:p>
@@ -1379,33 +1379,33 @@
                 <w:sz w:val="19"/>
                 <w:szCs w:val="19"/>
               </w:rPr>
-              <w:t xml:space="preserve">  stage: test      # MÊME stage : tourne EN PARALLÈLE</w:t>
-            </w:r>
-          </w:p>
-          <w:p>
-            <w:pPr>
-              <w:spacing w:after="24"/>
-            </w:pPr>
-            <w:r>
-              <w:rPr>
-                <w:rFonts w:ascii="Consolas" w:cs="Consolas" w:eastAsia="Consolas" w:hAnsi="Consolas"/>
-                <w:sz w:val="19"/>
-                <w:szCs w:val="19"/>
-              </w:rPr>
-              <w:t xml:space="preserve">  image: maven:3.9 # de tests-unitaires</w:t>
-            </w:r>
-          </w:p>
-          <w:p>
-            <w:pPr>
-              <w:spacing w:after="24"/>
-            </w:pPr>
-            <w:r>
-              <w:rPr>
-                <w:rFonts w:ascii="Consolas" w:cs="Consolas" w:eastAsia="Consolas" w:hAnsi="Consolas"/>
-                <w:sz w:val="19"/>
-                <w:szCs w:val="19"/>
-              </w:rPr>
-              <w:t xml:space="preserve">  script: - mvn checkstyle:check</w:t>
+              <w:t xml:space="preserve"> stage: test # MÊME stage : tourne EN PARALLÈLE</w:t>
+            </w:r>
+          </w:p>
+          <w:p>
+            <w:pPr>
+              <w:spacing w:after="24"/>
+            </w:pPr>
+            <w:r>
+              <w:rPr>
+                <w:rFonts w:ascii="Consolas" w:cs="Consolas" w:eastAsia="Consolas" w:hAnsi="Consolas"/>
+                <w:sz w:val="19"/>
+                <w:szCs w:val="19"/>
+              </w:rPr>
+              <w:t xml:space="preserve"> image: maven:3.9 # de tests-unitaires</w:t>
+            </w:r>
+          </w:p>
+          <w:p>
+            <w:pPr>
+              <w:spacing w:after="24"/>
+            </w:pPr>
+            <w:r>
+              <w:rPr>
+                <w:rFonts w:ascii="Consolas" w:cs="Consolas" w:eastAsia="Consolas" w:hAnsi="Consolas"/>
+                <w:sz w:val="19"/>
+                <w:szCs w:val="19"/>
+              </w:rPr>
+              <w:t xml:space="preserve"> script: - mvn checkstyle:check</w:t>
             </w:r>
           </w:p>
         </w:tc>
@@ -1505,7 +1505,7 @@
         <w:spacing w:after="120"/>
       </w:pPr>
       <w:r>
-        <w:t xml:space="preserve">Ajoutons un stage deploy qui a besoin du résultat de la compilation (le .jar, le dossier dist/, etc.). Tentative naïve :</w:t>
+        <w:t xml:space="preserve">Ajoutons un stage deploy qui a besoin du résultat de la compilation (le.jar, le dossier dist/, etc.). Tentative naïve :</w:t>
       </w:r>
     </w:p>
     <w:tbl>
@@ -1590,33 +1590,33 @@
                 <w:sz w:val="19"/>
                 <w:szCs w:val="19"/>
               </w:rPr>
-              <w:t xml:space="preserve">  stage: build</w:t>
-            </w:r>
-          </w:p>
-          <w:p>
-            <w:pPr>
-              <w:spacing w:after="24"/>
-            </w:pPr>
-            <w:r>
-              <w:rPr>
-                <w:rFonts w:ascii="Consolas" w:cs="Consolas" w:eastAsia="Consolas" w:hAnsi="Consolas"/>
-                <w:sz w:val="19"/>
-                <w:szCs w:val="19"/>
-              </w:rPr>
-              <w:t xml:space="preserve">  image: maven:3.9</w:t>
-            </w:r>
-          </w:p>
-          <w:p>
-            <w:pPr>
-              <w:spacing w:after="24"/>
-            </w:pPr>
-            <w:r>
-              <w:rPr>
-                <w:rFonts w:ascii="Consolas" w:cs="Consolas" w:eastAsia="Consolas" w:hAnsi="Consolas"/>
-                <w:sz w:val="19"/>
-                <w:szCs w:val="19"/>
-              </w:rPr>
-              <w:t xml:space="preserve">  script: - mvn package      # produit target/app.jar</w:t>
+              <w:t xml:space="preserve"> stage: build</w:t>
+            </w:r>
+          </w:p>
+          <w:p>
+            <w:pPr>
+              <w:spacing w:after="24"/>
+            </w:pPr>
+            <w:r>
+              <w:rPr>
+                <w:rFonts w:ascii="Consolas" w:cs="Consolas" w:eastAsia="Consolas" w:hAnsi="Consolas"/>
+                <w:sz w:val="19"/>
+                <w:szCs w:val="19"/>
+              </w:rPr>
+              <w:t xml:space="preserve"> image: maven:3.9</w:t>
+            </w:r>
+          </w:p>
+          <w:p>
+            <w:pPr>
+              <w:spacing w:after="24"/>
+            </w:pPr>
+            <w:r>
+              <w:rPr>
+                <w:rFonts w:ascii="Consolas" w:cs="Consolas" w:eastAsia="Consolas" w:hAnsi="Consolas"/>
+                <w:sz w:val="19"/>
+                <w:szCs w:val="19"/>
+              </w:rPr>
+              <w:t xml:space="preserve"> script: - mvn package # produit target/app.jar</w:t>
             </w:r>
           </w:p>
           <w:p>
@@ -1655,20 +1655,20 @@
                 <w:sz w:val="19"/>
                 <w:szCs w:val="19"/>
               </w:rPr>
-              <w:t xml:space="preserve">  stage: deploy</w:t>
-            </w:r>
-          </w:p>
-          <w:p>
-            <w:pPr>
-              <w:spacing w:after="24"/>
-            </w:pPr>
-            <w:r>
-              <w:rPr>
-                <w:rFonts w:ascii="Consolas" w:cs="Consolas" w:eastAsia="Consolas" w:hAnsi="Consolas"/>
-                <w:sz w:val="19"/>
-                <w:szCs w:val="19"/>
-              </w:rPr>
-              <w:t xml:space="preserve">  script: - ./deploy.sh target/app.jar   # ERREUR : fichier introuvable !</w:t>
+              <w:t xml:space="preserve"> stage: deploy</w:t>
+            </w:r>
+          </w:p>
+          <w:p>
+            <w:pPr>
+              <w:spacing w:after="24"/>
+            </w:pPr>
+            <w:r>
+              <w:rPr>
+                <w:rFonts w:ascii="Consolas" w:cs="Consolas" w:eastAsia="Consolas" w:hAnsi="Consolas"/>
+                <w:sz w:val="19"/>
+                <w:szCs w:val="19"/>
+              </w:rPr>
+              <w:t xml:space="preserve"> script: -./deploy.sh target/app.jar # ERREUR : fichier introuvable !</w:t>
             </w:r>
           </w:p>
         </w:tc>
@@ -1754,72 +1754,72 @@
                 <w:sz w:val="19"/>
                 <w:szCs w:val="19"/>
               </w:rPr>
-              <w:t xml:space="preserve">  stage: build</w:t>
-            </w:r>
-          </w:p>
-          <w:p>
-            <w:pPr>
-              <w:spacing w:after="24"/>
-            </w:pPr>
-            <w:r>
-              <w:rPr>
-                <w:rFonts w:ascii="Consolas" w:cs="Consolas" w:eastAsia="Consolas" w:hAnsi="Consolas"/>
-                <w:sz w:val="19"/>
-                <w:szCs w:val="19"/>
-              </w:rPr>
-              <w:t xml:space="preserve">  image: maven:3.9</w:t>
-            </w:r>
-          </w:p>
-          <w:p>
-            <w:pPr>
-              <w:spacing w:after="24"/>
-            </w:pPr>
-            <w:r>
-              <w:rPr>
-                <w:rFonts w:ascii="Consolas" w:cs="Consolas" w:eastAsia="Consolas" w:hAnsi="Consolas"/>
-                <w:sz w:val="19"/>
-                <w:szCs w:val="19"/>
-              </w:rPr>
-              <w:t xml:space="preserve">  script: - mvn package</w:t>
-            </w:r>
-          </w:p>
-          <w:p>
-            <w:pPr>
-              <w:spacing w:after="24"/>
-            </w:pPr>
-            <w:r>
-              <w:rPr>
-                <w:rFonts w:ascii="Consolas" w:cs="Consolas" w:eastAsia="Consolas" w:hAnsi="Consolas"/>
-                <w:sz w:val="19"/>
-                <w:szCs w:val="19"/>
-              </w:rPr>
-              <w:t xml:space="preserve">  artifacts:                 # 'je conserve et transmets...'</w:t>
-            </w:r>
-          </w:p>
-          <w:p>
-            <w:pPr>
-              <w:spacing w:after="24"/>
-            </w:pPr>
-            <w:r>
-              <w:rPr>
-                <w:rFonts w:ascii="Consolas" w:cs="Consolas" w:eastAsia="Consolas" w:hAnsi="Consolas"/>
-                <w:sz w:val="19"/>
-                <w:szCs w:val="19"/>
-              </w:rPr>
-              <w:t xml:space="preserve">    paths:</w:t>
-            </w:r>
-          </w:p>
-          <w:p>
-            <w:pPr>
-              <w:spacing w:after="24"/>
-            </w:pPr>
-            <w:r>
-              <w:rPr>
-                <w:rFonts w:ascii="Consolas" w:cs="Consolas" w:eastAsia="Consolas" w:hAnsi="Consolas"/>
-                <w:sz w:val="19"/>
-                <w:szCs w:val="19"/>
-              </w:rPr>
-              <w:t xml:space="preserve">      - target/app.jar       # ...ce fichier</w:t>
+              <w:t xml:space="preserve"> stage: build</w:t>
+            </w:r>
+          </w:p>
+          <w:p>
+            <w:pPr>
+              <w:spacing w:after="24"/>
+            </w:pPr>
+            <w:r>
+              <w:rPr>
+                <w:rFonts w:ascii="Consolas" w:cs="Consolas" w:eastAsia="Consolas" w:hAnsi="Consolas"/>
+                <w:sz w:val="19"/>
+                <w:szCs w:val="19"/>
+              </w:rPr>
+              <w:t xml:space="preserve"> image: maven:3.9</w:t>
+            </w:r>
+          </w:p>
+          <w:p>
+            <w:pPr>
+              <w:spacing w:after="24"/>
+            </w:pPr>
+            <w:r>
+              <w:rPr>
+                <w:rFonts w:ascii="Consolas" w:cs="Consolas" w:eastAsia="Consolas" w:hAnsi="Consolas"/>
+                <w:sz w:val="19"/>
+                <w:szCs w:val="19"/>
+              </w:rPr>
+              <w:t xml:space="preserve"> script: - mvn package</w:t>
+            </w:r>
+          </w:p>
+          <w:p>
+            <w:pPr>
+              <w:spacing w:after="24"/>
+            </w:pPr>
+            <w:r>
+              <w:rPr>
+                <w:rFonts w:ascii="Consolas" w:cs="Consolas" w:eastAsia="Consolas" w:hAnsi="Consolas"/>
+                <w:sz w:val="19"/>
+                <w:szCs w:val="19"/>
+              </w:rPr>
+              <w:t xml:space="preserve"> artifacts: # 'je conserve et transmets...'</w:t>
+            </w:r>
+          </w:p>
+          <w:p>
+            <w:pPr>
+              <w:spacing w:after="24"/>
+            </w:pPr>
+            <w:r>
+              <w:rPr>
+                <w:rFonts w:ascii="Consolas" w:cs="Consolas" w:eastAsia="Consolas" w:hAnsi="Consolas"/>
+                <w:sz w:val="19"/>
+                <w:szCs w:val="19"/>
+              </w:rPr>
+              <w:t xml:space="preserve"> paths:</w:t>
+            </w:r>
+          </w:p>
+          <w:p>
+            <w:pPr>
+              <w:spacing w:after="24"/>
+            </w:pPr>
+            <w:r>
+              <w:rPr>
+                <w:rFonts w:ascii="Consolas" w:cs="Consolas" w:eastAsia="Consolas" w:hAnsi="Consolas"/>
+                <w:sz w:val="19"/>
+                <w:szCs w:val="19"/>
+              </w:rPr>
+              <w:t xml:space="preserve"> - target/app.jar #...ce fichier</w:t>
             </w:r>
           </w:p>
           <w:p>
@@ -1858,20 +1858,20 @@
                 <w:sz w:val="19"/>
                 <w:szCs w:val="19"/>
               </w:rPr>
-              <w:t xml:space="preserve">  stage: deploy</w:t>
-            </w:r>
-          </w:p>
-          <w:p>
-            <w:pPr>
-              <w:spacing w:after="24"/>
-            </w:pPr>
-            <w:r>
-              <w:rPr>
-                <w:rFonts w:ascii="Consolas" w:cs="Consolas" w:eastAsia="Consolas" w:hAnsi="Consolas"/>
-                <w:sz w:val="19"/>
-                <w:szCs w:val="19"/>
-              </w:rPr>
-              <w:t xml:space="preserve">  script: - ./deploy.sh target/app.jar   # OK : l'artefact est là</w:t>
+              <w:t xml:space="preserve"> stage: deploy</w:t>
+            </w:r>
+          </w:p>
+          <w:p>
+            <w:pPr>
+              <w:spacing w:after="24"/>
+            </w:pPr>
+            <w:r>
+              <w:rPr>
+                <w:rFonts w:ascii="Consolas" w:cs="Consolas" w:eastAsia="Consolas" w:hAnsi="Consolas"/>
+                <w:sz w:val="19"/>
+                <w:szCs w:val="19"/>
+              </w:rPr>
+              <w:t xml:space="preserve"> script: -./deploy.sh target/app.jar # OK : l'artefact est là</w:t>
             </w:r>
           </w:p>
         </w:tc>
@@ -1882,7 +1882,7 @@
         <w:spacing w:after="120"/>
       </w:pPr>
       <w:r>
-        <w:t xml:space="preserve">Maintenant deploy retrouve le .jar. Équivalents selon les stacks : npm → artifacts/paths: dist/ ; Python → le dossier de build ou le package produit. L'artefact répond à la question « comment passer un résultat d'un stage au suivant ? ».</w:t>
+        <w:t xml:space="preserve">Maintenant deploy retrouve le.jar. Équivalents selon les stacks : npm → artifacts/paths: dist/ ; Python → le dossier de build ou le package produit. L'artefact répond à la question « comment passer un résultat d'un stage au suivant ? ».</w:t>
       </w:r>
     </w:p>
     <w:tbl>
@@ -1955,7 +1955,7 @@
         <w:spacing w:after="120"/>
       </w:pPr>
       <w:r>
-        <w:t xml:space="preserve">Vous remarquez que chaque pipeline est lent : à chaque exécution, npm install retélécharge tout node_modules, ou Maven retélécharge toutes les dépendances dans .m2. Normal : l'isolation, encore — chaque job part d'un environnement vierge. Mais retélécharger les mêmes dépendances à chaque fois est un gaspillage. C'est là qu'intervient le cache.</w:t>
+        <w:t xml:space="preserve">Vous remarquez que chaque pipeline est lent : à chaque exécution, npm install retélécharge tout node_modules, ou Maven retélécharge toutes les dépendances dans.m2. Normal : l'isolation, encore — chaque job part d'un environnement vierge. Mais retélécharger les mêmes dépendances à chaque fois est un gaspillage. C'est là qu'intervient le cache.</w:t>
       </w:r>
     </w:p>
     <w:p>
@@ -2035,98 +2035,98 @@
                 <w:sz w:val="19"/>
                 <w:szCs w:val="19"/>
               </w:rPr>
-              <w:t xml:space="preserve">  image: node:20</w:t>
-            </w:r>
-          </w:p>
-          <w:p>
-            <w:pPr>
-              <w:spacing w:after="24"/>
-            </w:pPr>
-            <w:r>
-              <w:rPr>
-                <w:rFonts w:ascii="Consolas" w:cs="Consolas" w:eastAsia="Consolas" w:hAnsi="Consolas"/>
-                <w:sz w:val="19"/>
-                <w:szCs w:val="19"/>
-              </w:rPr>
-              <w:t xml:space="preserve">  cache:                     # réutilisé d'un pipeline à l'autre</w:t>
-            </w:r>
-          </w:p>
-          <w:p>
-            <w:pPr>
-              <w:spacing w:after="24"/>
-            </w:pPr>
-            <w:r>
-              <w:rPr>
-                <w:rFonts w:ascii="Consolas" w:cs="Consolas" w:eastAsia="Consolas" w:hAnsi="Consolas"/>
-                <w:sz w:val="19"/>
-                <w:szCs w:val="19"/>
-              </w:rPr>
-              <w:t xml:space="preserve">    key: deps-node</w:t>
-            </w:r>
-          </w:p>
-          <w:p>
-            <w:pPr>
-              <w:spacing w:after="24"/>
-            </w:pPr>
-            <w:r>
-              <w:rPr>
-                <w:rFonts w:ascii="Consolas" w:cs="Consolas" w:eastAsia="Consolas" w:hAnsi="Consolas"/>
-                <w:sz w:val="19"/>
-                <w:szCs w:val="19"/>
-              </w:rPr>
-              <w:t xml:space="preserve">    paths:</w:t>
-            </w:r>
-          </w:p>
-          <w:p>
-            <w:pPr>
-              <w:spacing w:after="24"/>
-            </w:pPr>
-            <w:r>
-              <w:rPr>
-                <w:rFonts w:ascii="Consolas" w:cs="Consolas" w:eastAsia="Consolas" w:hAnsi="Consolas"/>
-                <w:sz w:val="19"/>
-                <w:szCs w:val="19"/>
-              </w:rPr>
-              <w:t xml:space="preserve">      - node_modules/</w:t>
-            </w:r>
-          </w:p>
-          <w:p>
-            <w:pPr>
-              <w:spacing w:after="24"/>
-            </w:pPr>
-            <w:r>
-              <w:rPr>
-                <w:rFonts w:ascii="Consolas" w:cs="Consolas" w:eastAsia="Consolas" w:hAnsi="Consolas"/>
-                <w:sz w:val="19"/>
-                <w:szCs w:val="19"/>
-              </w:rPr>
-              <w:t xml:space="preserve">  script:</w:t>
-            </w:r>
-          </w:p>
-          <w:p>
-            <w:pPr>
-              <w:spacing w:after="24"/>
-            </w:pPr>
-            <w:r>
-              <w:rPr>
-                <w:rFonts w:ascii="Consolas" w:cs="Consolas" w:eastAsia="Consolas" w:hAnsi="Consolas"/>
-                <w:sz w:val="19"/>
-                <w:szCs w:val="19"/>
-              </w:rPr>
-              <w:t xml:space="preserve">    - npm install            # quasi instantané si le cache est chaud</w:t>
-            </w:r>
-          </w:p>
-          <w:p>
-            <w:pPr>
-              <w:spacing w:after="24"/>
-            </w:pPr>
-            <w:r>
-              <w:rPr>
-                <w:rFonts w:ascii="Consolas" w:cs="Consolas" w:eastAsia="Consolas" w:hAnsi="Consolas"/>
-                <w:sz w:val="19"/>
-                <w:szCs w:val="19"/>
-              </w:rPr>
-              <w:t xml:space="preserve">    - npm run build</w:t>
+              <w:t xml:space="preserve"> image: node:20</w:t>
+            </w:r>
+          </w:p>
+          <w:p>
+            <w:pPr>
+              <w:spacing w:after="24"/>
+            </w:pPr>
+            <w:r>
+              <w:rPr>
+                <w:rFonts w:ascii="Consolas" w:cs="Consolas" w:eastAsia="Consolas" w:hAnsi="Consolas"/>
+                <w:sz w:val="19"/>
+                <w:szCs w:val="19"/>
+              </w:rPr>
+              <w:t xml:space="preserve"> cache: # réutilisé d'un pipeline à l'autre</w:t>
+            </w:r>
+          </w:p>
+          <w:p>
+            <w:pPr>
+              <w:spacing w:after="24"/>
+            </w:pPr>
+            <w:r>
+              <w:rPr>
+                <w:rFonts w:ascii="Consolas" w:cs="Consolas" w:eastAsia="Consolas" w:hAnsi="Consolas"/>
+                <w:sz w:val="19"/>
+                <w:szCs w:val="19"/>
+              </w:rPr>
+              <w:t xml:space="preserve"> key: deps-node</w:t>
+            </w:r>
+          </w:p>
+          <w:p>
+            <w:pPr>
+              <w:spacing w:after="24"/>
+            </w:pPr>
+            <w:r>
+              <w:rPr>
+                <w:rFonts w:ascii="Consolas" w:cs="Consolas" w:eastAsia="Consolas" w:hAnsi="Consolas"/>
+                <w:sz w:val="19"/>
+                <w:szCs w:val="19"/>
+              </w:rPr>
+              <w:t xml:space="preserve"> paths:</w:t>
+            </w:r>
+          </w:p>
+          <w:p>
+            <w:pPr>
+              <w:spacing w:after="24"/>
+            </w:pPr>
+            <w:r>
+              <w:rPr>
+                <w:rFonts w:ascii="Consolas" w:cs="Consolas" w:eastAsia="Consolas" w:hAnsi="Consolas"/>
+                <w:sz w:val="19"/>
+                <w:szCs w:val="19"/>
+              </w:rPr>
+              <w:t xml:space="preserve"> - node_modules/</w:t>
+            </w:r>
+          </w:p>
+          <w:p>
+            <w:pPr>
+              <w:spacing w:after="24"/>
+            </w:pPr>
+            <w:r>
+              <w:rPr>
+                <w:rFonts w:ascii="Consolas" w:cs="Consolas" w:eastAsia="Consolas" w:hAnsi="Consolas"/>
+                <w:sz w:val="19"/>
+                <w:szCs w:val="19"/>
+              </w:rPr>
+              <w:t xml:space="preserve"> script:</w:t>
+            </w:r>
+          </w:p>
+          <w:p>
+            <w:pPr>
+              <w:spacing w:after="24"/>
+            </w:pPr>
+            <w:r>
+              <w:rPr>
+                <w:rFonts w:ascii="Consolas" w:cs="Consolas" w:eastAsia="Consolas" w:hAnsi="Consolas"/>
+                <w:sz w:val="19"/>
+                <w:szCs w:val="19"/>
+              </w:rPr>
+              <w:t xml:space="preserve"> - npm install # quasi instantané si le cache est chaud</w:t>
+            </w:r>
+          </w:p>
+          <w:p>
+            <w:pPr>
+              <w:spacing w:after="24"/>
+            </w:pPr>
+            <w:r>
+              <w:rPr>
+                <w:rFonts w:ascii="Consolas" w:cs="Consolas" w:eastAsia="Consolas" w:hAnsi="Consolas"/>
+                <w:sz w:val="19"/>
+                <w:szCs w:val="19"/>
+              </w:rPr>
+              <w:t xml:space="preserve"> - npm run build</w:t>
             </w:r>
           </w:p>
         </w:tc>
@@ -2183,7 +2183,7 @@
               <w:spacing w:after="40"/>
             </w:pPr>
             <w:r>
-              <w:t xml:space="preserve">Artefact : transmet un RÉSULTAT entre jobs d'UN MÊME pipeline (le .jar de build → deploy). On en a besoin pour la suite du pipeline.</w:t>
+              <w:t xml:space="preserve">Artefact : transmet un RÉSULTAT entre jobs d'UN MÊME pipeline (le.jar de build → deploy). On en a besoin pour la suite du pipeline.</w:t>
             </w:r>
           </w:p>
           <w:p>
@@ -2277,59 +2277,59 @@
                 <w:sz w:val="19"/>
                 <w:szCs w:val="19"/>
               </w:rPr>
-              <w:t xml:space="preserve">  stage: deploy</w:t>
-            </w:r>
-          </w:p>
-          <w:p>
-            <w:pPr>
-              <w:spacing w:after="24"/>
-            </w:pPr>
-            <w:r>
-              <w:rPr>
-                <w:rFonts w:ascii="Consolas" w:cs="Consolas" w:eastAsia="Consolas" w:hAnsi="Consolas"/>
-                <w:sz w:val="19"/>
-                <w:szCs w:val="19"/>
-              </w:rPr>
-              <w:t xml:space="preserve">  script: - ./deploy.sh</w:t>
-            </w:r>
-          </w:p>
-          <w:p>
-            <w:pPr>
-              <w:spacing w:after="24"/>
-            </w:pPr>
-            <w:r>
-              <w:rPr>
-                <w:rFonts w:ascii="Consolas" w:cs="Consolas" w:eastAsia="Consolas" w:hAnsi="Consolas"/>
-                <w:sz w:val="19"/>
-                <w:szCs w:val="19"/>
-              </w:rPr>
-              <w:t xml:space="preserve">  rules:</w:t>
-            </w:r>
-          </w:p>
-          <w:p>
-            <w:pPr>
-              <w:spacing w:after="24"/>
-            </w:pPr>
-            <w:r>
-              <w:rPr>
-                <w:rFonts w:ascii="Consolas" w:cs="Consolas" w:eastAsia="Consolas" w:hAnsi="Consolas"/>
-                <w:sz w:val="19"/>
-                <w:szCs w:val="19"/>
-              </w:rPr>
-              <w:t xml:space="preserve">    # n'exécute ce job QUE si la branche est main</w:t>
-            </w:r>
-          </w:p>
-          <w:p>
-            <w:pPr>
-              <w:spacing w:after="24"/>
-            </w:pPr>
-            <w:r>
-              <w:rPr>
-                <w:rFonts w:ascii="Consolas" w:cs="Consolas" w:eastAsia="Consolas" w:hAnsi="Consolas"/>
-                <w:sz w:val="19"/>
-                <w:szCs w:val="19"/>
-              </w:rPr>
-              <w:t xml:space="preserve">    - if: '$CI_COMMIT_BRANCH == "main"'</w:t>
+              <w:t xml:space="preserve"> stage: deploy</w:t>
+            </w:r>
+          </w:p>
+          <w:p>
+            <w:pPr>
+              <w:spacing w:after="24"/>
+            </w:pPr>
+            <w:r>
+              <w:rPr>
+                <w:rFonts w:ascii="Consolas" w:cs="Consolas" w:eastAsia="Consolas" w:hAnsi="Consolas"/>
+                <w:sz w:val="19"/>
+                <w:szCs w:val="19"/>
+              </w:rPr>
+              <w:t xml:space="preserve"> script: -./deploy.sh</w:t>
+            </w:r>
+          </w:p>
+          <w:p>
+            <w:pPr>
+              <w:spacing w:after="24"/>
+            </w:pPr>
+            <w:r>
+              <w:rPr>
+                <w:rFonts w:ascii="Consolas" w:cs="Consolas" w:eastAsia="Consolas" w:hAnsi="Consolas"/>
+                <w:sz w:val="19"/>
+                <w:szCs w:val="19"/>
+              </w:rPr>
+              <w:t xml:space="preserve"> rules:</w:t>
+            </w:r>
+          </w:p>
+          <w:p>
+            <w:pPr>
+              <w:spacing w:after="24"/>
+            </w:pPr>
+            <w:r>
+              <w:rPr>
+                <w:rFonts w:ascii="Consolas" w:cs="Consolas" w:eastAsia="Consolas" w:hAnsi="Consolas"/>
+                <w:sz w:val="19"/>
+                <w:szCs w:val="19"/>
+              </w:rPr>
+              <w:t xml:space="preserve"> # n'exécute ce job QUE si la branche est main</w:t>
+            </w:r>
+          </w:p>
+          <w:p>
+            <w:pPr>
+              <w:spacing w:after="24"/>
+            </w:pPr>
+            <w:r>
+              <w:rPr>
+                <w:rFonts w:ascii="Consolas" w:cs="Consolas" w:eastAsia="Consolas" w:hAnsi="Consolas"/>
+                <w:sz w:val="19"/>
+                <w:szCs w:val="19"/>
+              </w:rPr>
+              <w:t xml:space="preserve"> - if: '$CI_COMMIT_BRANCH == "main"'</w:t>
             </w:r>
           </w:p>
         </w:tc>
@@ -2399,59 +2399,59 @@
                 <w:sz w:val="19"/>
                 <w:szCs w:val="19"/>
               </w:rPr>
-              <w:t xml:space="preserve">  stage: test</w:t>
-            </w:r>
-          </w:p>
-          <w:p>
-            <w:pPr>
-              <w:spacing w:after="24"/>
-            </w:pPr>
-            <w:r>
-              <w:rPr>
-                <w:rFonts w:ascii="Consolas" w:cs="Consolas" w:eastAsia="Consolas" w:hAnsi="Consolas"/>
-                <w:sz w:val="19"/>
-                <w:szCs w:val="19"/>
-              </w:rPr>
-              <w:t xml:space="preserve">  script: - mvn test</w:t>
-            </w:r>
-          </w:p>
-          <w:p>
-            <w:pPr>
-              <w:spacing w:after="24"/>
-            </w:pPr>
-            <w:r>
-              <w:rPr>
-                <w:rFonts w:ascii="Consolas" w:cs="Consolas" w:eastAsia="Consolas" w:hAnsi="Consolas"/>
-                <w:sz w:val="19"/>
-                <w:szCs w:val="19"/>
-              </w:rPr>
-              <w:t xml:space="preserve">  rules:</w:t>
-            </w:r>
-          </w:p>
-          <w:p>
-            <w:pPr>
-              <w:spacing w:after="24"/>
-            </w:pPr>
-            <w:r>
-              <w:rPr>
-                <w:rFonts w:ascii="Consolas" w:cs="Consolas" w:eastAsia="Consolas" w:hAnsi="Consolas"/>
-                <w:sz w:val="19"/>
-                <w:szCs w:val="19"/>
-              </w:rPr>
-              <w:t xml:space="preserve">    - if: '$CI_PIPELINE_SOURCE == "merge_request_event"'  # sur les MR</w:t>
-            </w:r>
-          </w:p>
-          <w:p>
-            <w:pPr>
-              <w:spacing w:after="24"/>
-            </w:pPr>
-            <w:r>
-              <w:rPr>
-                <w:rFonts w:ascii="Consolas" w:cs="Consolas" w:eastAsia="Consolas" w:hAnsi="Consolas"/>
-                <w:sz w:val="19"/>
-                <w:szCs w:val="19"/>
-              </w:rPr>
-              <w:t xml:space="preserve">    - if: '$CI_COMMIT_BRANCH == "main"'                    # et sur main</w:t>
+              <w:t xml:space="preserve"> stage: test</w:t>
+            </w:r>
+          </w:p>
+          <w:p>
+            <w:pPr>
+              <w:spacing w:after="24"/>
+            </w:pPr>
+            <w:r>
+              <w:rPr>
+                <w:rFonts w:ascii="Consolas" w:cs="Consolas" w:eastAsia="Consolas" w:hAnsi="Consolas"/>
+                <w:sz w:val="19"/>
+                <w:szCs w:val="19"/>
+              </w:rPr>
+              <w:t xml:space="preserve"> script: - mvn test</w:t>
+            </w:r>
+          </w:p>
+          <w:p>
+            <w:pPr>
+              <w:spacing w:after="24"/>
+            </w:pPr>
+            <w:r>
+              <w:rPr>
+                <w:rFonts w:ascii="Consolas" w:cs="Consolas" w:eastAsia="Consolas" w:hAnsi="Consolas"/>
+                <w:sz w:val="19"/>
+                <w:szCs w:val="19"/>
+              </w:rPr>
+              <w:t xml:space="preserve"> rules:</w:t>
+            </w:r>
+          </w:p>
+          <w:p>
+            <w:pPr>
+              <w:spacing w:after="24"/>
+            </w:pPr>
+            <w:r>
+              <w:rPr>
+                <w:rFonts w:ascii="Consolas" w:cs="Consolas" w:eastAsia="Consolas" w:hAnsi="Consolas"/>
+                <w:sz w:val="19"/>
+                <w:szCs w:val="19"/>
+              </w:rPr>
+              <w:t xml:space="preserve"> - if: '$CI_PIPELINE_SOURCE == "merge_request_event"' # sur les MR</w:t>
+            </w:r>
+          </w:p>
+          <w:p>
+            <w:pPr>
+              <w:spacing w:after="24"/>
+            </w:pPr>
+            <w:r>
+              <w:rPr>
+                <w:rFonts w:ascii="Consolas" w:cs="Consolas" w:eastAsia="Consolas" w:hAnsi="Consolas"/>
+                <w:sz w:val="19"/>
+                <w:szCs w:val="19"/>
+              </w:rPr>
+              <w:t xml:space="preserve"> - if: '$CI_COMMIT_BRANCH == "main"' # et sur main</w:t>
             </w:r>
           </w:p>
         </w:tc>
@@ -2594,20 +2594,20 @@
                 <w:sz w:val="19"/>
                 <w:szCs w:val="19"/>
               </w:rPr>
-              <w:t xml:space="preserve">  stage: build</w:t>
-            </w:r>
-          </w:p>
-          <w:p>
-            <w:pPr>
-              <w:spacing w:after="24"/>
-            </w:pPr>
-            <w:r>
-              <w:rPr>
-                <w:rFonts w:ascii="Consolas" w:cs="Consolas" w:eastAsia="Consolas" w:hAnsi="Consolas"/>
-                <w:sz w:val="19"/>
-                <w:szCs w:val="19"/>
-              </w:rPr>
-              <w:t xml:space="preserve">  script: - ...</w:t>
+              <w:t xml:space="preserve"> stage: build</w:t>
+            </w:r>
+          </w:p>
+          <w:p>
+            <w:pPr>
+              <w:spacing w:after="24"/>
+            </w:pPr>
+            <w:r>
+              <w:rPr>
+                <w:rFonts w:ascii="Consolas" w:cs="Consolas" w:eastAsia="Consolas" w:hAnsi="Consolas"/>
+                <w:sz w:val="19"/>
+                <w:szCs w:val="19"/>
+              </w:rPr>
+              <w:t xml:space="preserve"> script: -...</w:t>
             </w:r>
           </w:p>
           <w:p>
@@ -2646,33 +2646,33 @@
                 <w:sz w:val="19"/>
                 <w:szCs w:val="19"/>
               </w:rPr>
-              <w:t xml:space="preserve">  stage: test</w:t>
-            </w:r>
-          </w:p>
-          <w:p>
-            <w:pPr>
-              <w:spacing w:after="24"/>
-            </w:pPr>
-            <w:r>
-              <w:rPr>
-                <w:rFonts w:ascii="Consolas" w:cs="Consolas" w:eastAsia="Consolas" w:hAnsi="Consolas"/>
-                <w:sz w:val="19"/>
-                <w:szCs w:val="19"/>
-              </w:rPr>
-              <w:t xml:space="preserve">  needs: [compiler-back]   # démarre dès que compiler-back est fini,</w:t>
-            </w:r>
-          </w:p>
-          <w:p>
-            <w:pPr>
-              <w:spacing w:after="24"/>
-            </w:pPr>
-            <w:r>
-              <w:rPr>
-                <w:rFonts w:ascii="Consolas" w:cs="Consolas" w:eastAsia="Consolas" w:hAnsi="Consolas"/>
-                <w:sz w:val="19"/>
-                <w:szCs w:val="19"/>
-              </w:rPr>
-              <w:t xml:space="preserve">  script: - ...            # sans attendre compiler-front</w:t>
+              <w:t xml:space="preserve"> stage: test</w:t>
+            </w:r>
+          </w:p>
+          <w:p>
+            <w:pPr>
+              <w:spacing w:after="24"/>
+            </w:pPr>
+            <w:r>
+              <w:rPr>
+                <w:rFonts w:ascii="Consolas" w:cs="Consolas" w:eastAsia="Consolas" w:hAnsi="Consolas"/>
+                <w:sz w:val="19"/>
+                <w:szCs w:val="19"/>
+              </w:rPr>
+              <w:t xml:space="preserve"> needs: [compiler-back] # démarre dès que compiler-back est fini,</w:t>
+            </w:r>
+          </w:p>
+          <w:p>
+            <w:pPr>
+              <w:spacing w:after="24"/>
+            </w:pPr>
+            <w:r>
+              <w:rPr>
+                <w:rFonts w:ascii="Consolas" w:cs="Consolas" w:eastAsia="Consolas" w:hAnsi="Consolas"/>
+                <w:sz w:val="19"/>
+                <w:szCs w:val="19"/>
+              </w:rPr>
+              <w:t xml:space="preserve"> script: -... # sans attendre compiler-front</w:t>
             </w:r>
           </w:p>
         </w:tc>
@@ -2860,98 +2860,98 @@
                 <w:sz w:val="19"/>
                 <w:szCs w:val="19"/>
               </w:rPr>
-              <w:t xml:space="preserve">  stage: build</w:t>
-            </w:r>
-          </w:p>
-          <w:p>
-            <w:pPr>
-              <w:spacing w:after="24"/>
-            </w:pPr>
-            <w:r>
-              <w:rPr>
-                <w:rFonts w:ascii="Consolas" w:cs="Consolas" w:eastAsia="Consolas" w:hAnsi="Consolas"/>
-                <w:sz w:val="19"/>
-                <w:szCs w:val="19"/>
-              </w:rPr>
-              <w:t xml:space="preserve">  image: maven:3.9</w:t>
-            </w:r>
-          </w:p>
-          <w:p>
-            <w:pPr>
-              <w:spacing w:after="24"/>
-            </w:pPr>
-            <w:r>
-              <w:rPr>
-                <w:rFonts w:ascii="Consolas" w:cs="Consolas" w:eastAsia="Consolas" w:hAnsi="Consolas"/>
-                <w:sz w:val="19"/>
-                <w:szCs w:val="19"/>
-              </w:rPr>
-              <w:t xml:space="preserve">  cache:</w:t>
-            </w:r>
-          </w:p>
-          <w:p>
-            <w:pPr>
-              <w:spacing w:after="24"/>
-            </w:pPr>
-            <w:r>
-              <w:rPr>
-                <w:rFonts w:ascii="Consolas" w:cs="Consolas" w:eastAsia="Consolas" w:hAnsi="Consolas"/>
-                <w:sz w:val="19"/>
-                <w:szCs w:val="19"/>
-              </w:rPr>
-              <w:t xml:space="preserve">    key: maven-deps</w:t>
-            </w:r>
-          </w:p>
-          <w:p>
-            <w:pPr>
-              <w:spacing w:after="24"/>
-            </w:pPr>
-            <w:r>
-              <w:rPr>
-                <w:rFonts w:ascii="Consolas" w:cs="Consolas" w:eastAsia="Consolas" w:hAnsi="Consolas"/>
-                <w:sz w:val="19"/>
-                <w:szCs w:val="19"/>
-              </w:rPr>
-              <w:t xml:space="preserve">    paths: [.m2/repository]</w:t>
-            </w:r>
-          </w:p>
-          <w:p>
-            <w:pPr>
-              <w:spacing w:after="24"/>
-            </w:pPr>
-            <w:r>
-              <w:rPr>
-                <w:rFonts w:ascii="Consolas" w:cs="Consolas" w:eastAsia="Consolas" w:hAnsi="Consolas"/>
-                <w:sz w:val="19"/>
-                <w:szCs w:val="19"/>
-              </w:rPr>
-              <w:t xml:space="preserve">  script: - mvn package</w:t>
-            </w:r>
-          </w:p>
-          <w:p>
-            <w:pPr>
-              <w:spacing w:after="24"/>
-            </w:pPr>
-            <w:r>
-              <w:rPr>
-                <w:rFonts w:ascii="Consolas" w:cs="Consolas" w:eastAsia="Consolas" w:hAnsi="Consolas"/>
-                <w:sz w:val="19"/>
-                <w:szCs w:val="19"/>
-              </w:rPr>
-              <w:t xml:space="preserve">  artifacts:</w:t>
-            </w:r>
-          </w:p>
-          <w:p>
-            <w:pPr>
-              <w:spacing w:after="24"/>
-            </w:pPr>
-            <w:r>
-              <w:rPr>
-                <w:rFonts w:ascii="Consolas" w:cs="Consolas" w:eastAsia="Consolas" w:hAnsi="Consolas"/>
-                <w:sz w:val="19"/>
-                <w:szCs w:val="19"/>
-              </w:rPr>
-              <w:t xml:space="preserve">    paths: [target/app.jar]</w:t>
+              <w:t xml:space="preserve"> stage: build</w:t>
+            </w:r>
+          </w:p>
+          <w:p>
+            <w:pPr>
+              <w:spacing w:after="24"/>
+            </w:pPr>
+            <w:r>
+              <w:rPr>
+                <w:rFonts w:ascii="Consolas" w:cs="Consolas" w:eastAsia="Consolas" w:hAnsi="Consolas"/>
+                <w:sz w:val="19"/>
+                <w:szCs w:val="19"/>
+              </w:rPr>
+              <w:t xml:space="preserve"> image: maven:3.9</w:t>
+            </w:r>
+          </w:p>
+          <w:p>
+            <w:pPr>
+              <w:spacing w:after="24"/>
+            </w:pPr>
+            <w:r>
+              <w:rPr>
+                <w:rFonts w:ascii="Consolas" w:cs="Consolas" w:eastAsia="Consolas" w:hAnsi="Consolas"/>
+                <w:sz w:val="19"/>
+                <w:szCs w:val="19"/>
+              </w:rPr>
+              <w:t xml:space="preserve"> cache:</w:t>
+            </w:r>
+          </w:p>
+          <w:p>
+            <w:pPr>
+              <w:spacing w:after="24"/>
+            </w:pPr>
+            <w:r>
+              <w:rPr>
+                <w:rFonts w:ascii="Consolas" w:cs="Consolas" w:eastAsia="Consolas" w:hAnsi="Consolas"/>
+                <w:sz w:val="19"/>
+                <w:szCs w:val="19"/>
+              </w:rPr>
+              <w:t xml:space="preserve"> key: maven-deps</w:t>
+            </w:r>
+          </w:p>
+          <w:p>
+            <w:pPr>
+              <w:spacing w:after="24"/>
+            </w:pPr>
+            <w:r>
+              <w:rPr>
+                <w:rFonts w:ascii="Consolas" w:cs="Consolas" w:eastAsia="Consolas" w:hAnsi="Consolas"/>
+                <w:sz w:val="19"/>
+                <w:szCs w:val="19"/>
+              </w:rPr>
+              <w:t xml:space="preserve"> paths: [.m2/repository]</w:t>
+            </w:r>
+          </w:p>
+          <w:p>
+            <w:pPr>
+              <w:spacing w:after="24"/>
+            </w:pPr>
+            <w:r>
+              <w:rPr>
+                <w:rFonts w:ascii="Consolas" w:cs="Consolas" w:eastAsia="Consolas" w:hAnsi="Consolas"/>
+                <w:sz w:val="19"/>
+                <w:szCs w:val="19"/>
+              </w:rPr>
+              <w:t xml:space="preserve"> script: - mvn package</w:t>
+            </w:r>
+          </w:p>
+          <w:p>
+            <w:pPr>
+              <w:spacing w:after="24"/>
+            </w:pPr>
+            <w:r>
+              <w:rPr>
+                <w:rFonts w:ascii="Consolas" w:cs="Consolas" w:eastAsia="Consolas" w:hAnsi="Consolas"/>
+                <w:sz w:val="19"/>
+                <w:szCs w:val="19"/>
+              </w:rPr>
+              <w:t xml:space="preserve"> artifacts:</w:t>
+            </w:r>
+          </w:p>
+          <w:p>
+            <w:pPr>
+              <w:spacing w:after="24"/>
+            </w:pPr>
+            <w:r>
+              <w:rPr>
+                <w:rFonts w:ascii="Consolas" w:cs="Consolas" w:eastAsia="Consolas" w:hAnsi="Consolas"/>
+                <w:sz w:val="19"/>
+                <w:szCs w:val="19"/>
+              </w:rPr>
+              <w:t xml:space="preserve"> paths: [target/app.jar]</w:t>
             </w:r>
           </w:p>
           <w:p>
@@ -2990,33 +2990,33 @@
                 <w:sz w:val="19"/>
                 <w:szCs w:val="19"/>
               </w:rPr>
-              <w:t xml:space="preserve">  stage: test</w:t>
-            </w:r>
-          </w:p>
-          <w:p>
-            <w:pPr>
-              <w:spacing w:after="24"/>
-            </w:pPr>
-            <w:r>
-              <w:rPr>
-                <w:rFonts w:ascii="Consolas" w:cs="Consolas" w:eastAsia="Consolas" w:hAnsi="Consolas"/>
-                <w:sz w:val="19"/>
-                <w:szCs w:val="19"/>
-              </w:rPr>
-              <w:t xml:space="preserve">  image: maven:3.9</w:t>
-            </w:r>
-          </w:p>
-          <w:p>
-            <w:pPr>
-              <w:spacing w:after="24"/>
-            </w:pPr>
-            <w:r>
-              <w:rPr>
-                <w:rFonts w:ascii="Consolas" w:cs="Consolas" w:eastAsia="Consolas" w:hAnsi="Consolas"/>
-                <w:sz w:val="19"/>
-                <w:szCs w:val="19"/>
-              </w:rPr>
-              <w:t xml:space="preserve">  script: - mvn test</w:t>
+              <w:t xml:space="preserve"> stage: test</w:t>
+            </w:r>
+          </w:p>
+          <w:p>
+            <w:pPr>
+              <w:spacing w:after="24"/>
+            </w:pPr>
+            <w:r>
+              <w:rPr>
+                <w:rFonts w:ascii="Consolas" w:cs="Consolas" w:eastAsia="Consolas" w:hAnsi="Consolas"/>
+                <w:sz w:val="19"/>
+                <w:szCs w:val="19"/>
+              </w:rPr>
+              <w:t xml:space="preserve"> image: maven:3.9</w:t>
+            </w:r>
+          </w:p>
+          <w:p>
+            <w:pPr>
+              <w:spacing w:after="24"/>
+            </w:pPr>
+            <w:r>
+              <w:rPr>
+                <w:rFonts w:ascii="Consolas" w:cs="Consolas" w:eastAsia="Consolas" w:hAnsi="Consolas"/>
+                <w:sz w:val="19"/>
+                <w:szCs w:val="19"/>
+              </w:rPr>
+              <w:t xml:space="preserve"> script: - mvn test</w:t>
             </w:r>
           </w:p>
           <w:p>
@@ -3055,33 +3055,33 @@
                 <w:sz w:val="19"/>
                 <w:szCs w:val="19"/>
               </w:rPr>
-              <w:t xml:space="preserve">  stage: test</w:t>
-            </w:r>
-          </w:p>
-          <w:p>
-            <w:pPr>
-              <w:spacing w:after="24"/>
-            </w:pPr>
-            <w:r>
-              <w:rPr>
-                <w:rFonts w:ascii="Consolas" w:cs="Consolas" w:eastAsia="Consolas" w:hAnsi="Consolas"/>
-                <w:sz w:val="19"/>
-                <w:szCs w:val="19"/>
-              </w:rPr>
-              <w:t xml:space="preserve">  image: maven:3.9</w:t>
-            </w:r>
-          </w:p>
-          <w:p>
-            <w:pPr>
-              <w:spacing w:after="24"/>
-            </w:pPr>
-            <w:r>
-              <w:rPr>
-                <w:rFonts w:ascii="Consolas" w:cs="Consolas" w:eastAsia="Consolas" w:hAnsi="Consolas"/>
-                <w:sz w:val="19"/>
-                <w:szCs w:val="19"/>
-              </w:rPr>
-              <w:t xml:space="preserve">  script: - mvn checkstyle:check</w:t>
+              <w:t xml:space="preserve"> stage: test</w:t>
+            </w:r>
+          </w:p>
+          <w:p>
+            <w:pPr>
+              <w:spacing w:after="24"/>
+            </w:pPr>
+            <w:r>
+              <w:rPr>
+                <w:rFonts w:ascii="Consolas" w:cs="Consolas" w:eastAsia="Consolas" w:hAnsi="Consolas"/>
+                <w:sz w:val="19"/>
+                <w:szCs w:val="19"/>
+              </w:rPr>
+              <w:t xml:space="preserve"> image: maven:3.9</w:t>
+            </w:r>
+          </w:p>
+          <w:p>
+            <w:pPr>
+              <w:spacing w:after="24"/>
+            </w:pPr>
+            <w:r>
+              <w:rPr>
+                <w:rFonts w:ascii="Consolas" w:cs="Consolas" w:eastAsia="Consolas" w:hAnsi="Consolas"/>
+                <w:sz w:val="19"/>
+                <w:szCs w:val="19"/>
+              </w:rPr>
+              <w:t xml:space="preserve"> script: - mvn checkstyle:check</w:t>
             </w:r>
           </w:p>
           <w:p>
@@ -3120,46 +3120,46 @@
                 <w:sz w:val="19"/>
                 <w:szCs w:val="19"/>
               </w:rPr>
-              <w:t xml:space="preserve">  stage: deploy</w:t>
-            </w:r>
-          </w:p>
-          <w:p>
-            <w:pPr>
-              <w:spacing w:after="24"/>
-            </w:pPr>
-            <w:r>
-              <w:rPr>
-                <w:rFonts w:ascii="Consolas" w:cs="Consolas" w:eastAsia="Consolas" w:hAnsi="Consolas"/>
-                <w:sz w:val="19"/>
-                <w:szCs w:val="19"/>
-              </w:rPr>
-              <w:t xml:space="preserve">  script: - ./deploy.sh target/app.jar</w:t>
-            </w:r>
-          </w:p>
-          <w:p>
-            <w:pPr>
-              <w:spacing w:after="24"/>
-            </w:pPr>
-            <w:r>
-              <w:rPr>
-                <w:rFonts w:ascii="Consolas" w:cs="Consolas" w:eastAsia="Consolas" w:hAnsi="Consolas"/>
-                <w:sz w:val="19"/>
-                <w:szCs w:val="19"/>
-              </w:rPr>
-              <w:t xml:space="preserve">  rules:</w:t>
-            </w:r>
-          </w:p>
-          <w:p>
-            <w:pPr>
-              <w:spacing w:after="24"/>
-            </w:pPr>
-            <w:r>
-              <w:rPr>
-                <w:rFonts w:ascii="Consolas" w:cs="Consolas" w:eastAsia="Consolas" w:hAnsi="Consolas"/>
-                <w:sz w:val="19"/>
-                <w:szCs w:val="19"/>
-              </w:rPr>
-              <w:t xml:space="preserve">    - if: '$CI_COMMIT_BRANCH == "main"'</w:t>
+              <w:t xml:space="preserve"> stage: deploy</w:t>
+            </w:r>
+          </w:p>
+          <w:p>
+            <w:pPr>
+              <w:spacing w:after="24"/>
+            </w:pPr>
+            <w:r>
+              <w:rPr>
+                <w:rFonts w:ascii="Consolas" w:cs="Consolas" w:eastAsia="Consolas" w:hAnsi="Consolas"/>
+                <w:sz w:val="19"/>
+                <w:szCs w:val="19"/>
+              </w:rPr>
+              <w:t xml:space="preserve"> script: -./deploy.sh target/app.jar</w:t>
+            </w:r>
+          </w:p>
+          <w:p>
+            <w:pPr>
+              <w:spacing w:after="24"/>
+            </w:pPr>
+            <w:r>
+              <w:rPr>
+                <w:rFonts w:ascii="Consolas" w:cs="Consolas" w:eastAsia="Consolas" w:hAnsi="Consolas"/>
+                <w:sz w:val="19"/>
+                <w:szCs w:val="19"/>
+              </w:rPr>
+              <w:t xml:space="preserve"> rules:</w:t>
+            </w:r>
+          </w:p>
+          <w:p>
+            <w:pPr>
+              <w:spacing w:after="24"/>
+            </w:pPr>
+            <w:r>
+              <w:rPr>
+                <w:rFonts w:ascii="Consolas" w:cs="Consolas" w:eastAsia="Consolas" w:hAnsi="Consolas"/>
+                <w:sz w:val="19"/>
+                <w:szCs w:val="19"/>
+              </w:rPr>
+              <w:t xml:space="preserve"> - if: '$CI_COMMIT_BRANCH == "main"'</w:t>
             </w:r>
           </w:p>
         </w:tc>
@@ -3170,7 +3170,7 @@
         <w:spacing w:after="120"/>
       </w:pPr>
       <w:r>
-        <w:t xml:space="preserve">Lecture : sur chaque push, on compile (avec cache des dépendances, et on garde le .jar en artefact) ; puis on lance en parallèle tests et lint ; puis, uniquement sur main, on déploie en réutilisant l'artefact. Vous savez désormais lire et écrire un pipeline.</w:t>
+        <w:t xml:space="preserve">Lecture : sur chaque push, on compile (avec cache des dépendances, et on garde le.jar en artefact) ; puis on lance en parallèle tests et lint ; puis, uniquement sur main, on déploie en réutilisant l'artefact. Vous savez désormais lire et écrire un pipeline.</w:t>
       </w:r>
     </w:p>
     <w:p>
